--- a/example_articles/states/North Carolina/5.states_North Carolina_Other_publisher.docx
+++ b/example_articles/states/North Carolina/5.states_North Carolina_Other_publisher.docx
@@ -27,17 +27,17 @@
     </w:p>
     <w:p>
       <w:r>
-        <w:t>Source File: Other publishers/Files (500) (30).DOCX</w:t>
+        <w:t>Source file: Other publishers/Files (500) (30).DOCX</w:t>
       </w:r>
     </w:p>
     <w:p>
       <w:r>
-        <w:t>Raw locations result: ['North Carolina']</w:t>
+        <w:t>Raw locations result, 'locations': ['North Carolina']</w:t>
       </w:r>
     </w:p>
     <w:p>
       <w:r>
-        <w:t>states_stand_flat (Standardized): North Carolina</w:t>
+        <w:t>Standardized locations result, 'states_stand_flat': North Carolina</w:t>
       </w:r>
     </w:p>
     <w:p>

--- a/example_articles/states/North Carolina/5.states_North Carolina_Other_publisher.docx
+++ b/example_articles/states/North Carolina/5.states_North Carolina_Other_publisher.docx
@@ -7,7 +7,7 @@
         <w:pStyle w:val="Heading1"/>
       </w:pPr>
       <w:r>
-        <w:t>CAPITALISM, NOT HUMAN LIBERTY, SEEMS ASSURED</w:t>
+        <w:t>St. Paul educators are urged to build cultural bridges to minority students</w:t>
       </w:r>
     </w:p>
     <w:p>
@@ -17,17 +17,17 @@
     </w:p>
     <w:p>
       <w:r>
-        <w:t>Date: 1997-03-02</w:t>
+        <w:t>Date: 1992-08-20</w:t>
       </w:r>
     </w:p>
     <w:p>
       <w:r>
-        <w:t>Section: NATIONAL; Pg. A01</w:t>
+        <w:t>Section: News; Pg. 5B</w:t>
       </w:r>
     </w:p>
     <w:p>
       <w:r>
-        <w:t>Source file: Other publishers/Files (500) (30).DOCX</w:t>
+        <w:t>Source file: Other publishers/Files (500) (19).DOCX</w:t>
       </w:r>
     </w:p>
     <w:p>
@@ -49,125 +49,25 @@
     </w:p>
     <w:p>
       <w:r>
-        <w:t>Like myriad moneymakers in this energized city of cash and dreams, Sze Chi Ching turned nothing in his pockets into millions in the bank.</w:t>
+        <w:t>If the St. Paul schools are to educate their growing minority student population, teachers and administrators must find their methods in the homes and communities of their students, a national education researcher told St. Paul school officials Wednesday.</w:t>
         <w:br/>
-        <w:t>Sze, 60, left his hometown in China's Fujian province for Hong Kong four decades ago. He planned to make a stopover in Hong Kong on his way to Manila to find work.</w:t>
+        <w:t xml:space="preserve"> "Schools can make a difference, but only if they bridge the cultural gap that exists for many of our students," Ana Maria Villegas told administrators during a conference on culturally responsive teaching. "Cultural differences must be recognized. The classroom has a culture, and every student has a home and a community culture. If these two cultures are in conflict, the pupil will have a difficult time learning."</w:t>
         <w:br/>
-        <w:t>He never left.</w:t>
+        <w:t>Villegas is a research scientist with the Educational Testing Service and author of "Culturally Responsive Teaching," a guide for beginning teachers on working with students from different cultural backgrounds. Over the years she has studied the effect of cultural clashes between home and school on minority children.  In St. Paul, more than 40 percent of the students come from minority groups, but 90 percent of the teachers are white.</w:t>
         <w:br/>
-        <w:t>From his hand-to-mouth days as a trader selling canned food, Sze now rules a business empire with nine factories across the border, 2,000 workers, an industrial park in Fujian, as well as office buildings and apartments in coastal cities.</w:t>
+        <w:t xml:space="preserve"> Villegas offered examples of how cultural differences can play out:</w:t>
         <w:br/>
-        <w:t>Sze looks to the future with nothing but optimism. And why not? China has made him a rich man. The return of Hong Kong to the mainland on July 1 can only make things that much better, he reasons.</w:t>
+        <w:t xml:space="preserve"> A teacher wanted to know why children from the Warm Springs Indian Reservation in Oregon never seemed to participate in classroom discussions. So she visited their home communities and discovered that children were used to working on their own and with siblings after silently watching adults. And the children only tried to show their new skills when they were sure they'd mastered them. In a classroom where the teacher was in control, the kids didn't want to speak out. In smaller groups, they worked well.</w:t>
         <w:br/>
-        <w:t>"The idea of having 'one country and two systems' will let Hong Kong people rule Hong Kong," Sze said assuredly in a room filled with pictures of himself standing with China's leaders. "No one will interfere."</w:t>
+        <w:t xml:space="preserve"> In the Piedmont region of the Carolinas, children from Trackton, a black working-class community, struggled with questions asked in class. A researcher found that in Trackton, adults didn't carry on conversations with their kids and usually only asked questions to discover unknown information. But in the classroom, teachers asked questions such as: "What color is a fire truck?" The children wouldn't answer, because the teacher already knew the answer.</w:t>
         <w:br/>
-        <w:t>While wealthy businesspeople such as Sze might be expected to embrace Chinese control, many ordinary Hong Kong citizens are resigned to the likelihood that economic continuity will come at the expense of political liberties and individual freedoms. The return of the British colony is less than five months away (after 13 years of preparation the process accelerates this week). And six million people here have reluctantly come to grips with the fact that the future is now.</w:t>
+        <w:t xml:space="preserve"> The solution, Villegas said, is not to duplicate the cultural conditions of the home, but rather for teachers and students to find common ground.</w:t>
         <w:br/>
-        <w:t>The panic of prior years has given way to an atmosphere of calm and growing confidence. The stock market is enjoying an impressive run, while housing prices are soaring.</w:t>
+        <w:t xml:space="preserve"> In St. Paul, where students come from a diverse spectrum of cultural groups, she said, teachers and administrators must find their own way to bridge cultural gaps.</w:t>
         <w:br/>
-        <w:t>"The Hong Kong people accept the handover as a fait accompli," said Henry Tang, a businessman and newly tapped senior adviser to the incoming government of Chief Executive Tung Chee Hwa. "To us, it has already happened. We're eager to get on with things. It's a common Hong Kong attitude."</w:t>
+        <w:t xml:space="preserve"> "In the classroom, we need to do two things," said Joann Knuth, principal of St. Paul Highland Park High School. "First of all, we need to let go . . . allowing for all people in that classroom to develop a sense of control. And, along with that, must be a sense of trust."</w:t>
         <w:br/>
-        <w:t>Never in history has a capitalist society willingly returned to the control of a Communist nation. The return of Hong Kong - followed by the handover of the neighboring Portuguese colony of Macao in 1999 - goes against every trend of the last decade. The Communist empire of the Soviet Union has imploded, while the boundaries of China are expanding.</w:t>
-        <w:br/>
-        <w:t>This is not to say that Hong Kong's people will raise their voices every morning to the communist anthem, Internationale. But there is no denying the obvious: The fate of Hong Kong now rests with the authoritarian People's Republic of China, instead of democratic Great Britain. For that reason, there are deep concerns here over human rights and personal freedoms under Chinese rule.</w:t>
-        <w:br/>
-        <w:t>In 1984, China and Britain came to an agreement: The British were merely short-term boarders in this 416-square-mile territory, and their lease was up. At midnight on June 30, the last governor of the colony, Chris Patten, plans to sail out of Hong Kong Harbor on the Royal Yacht Britannia with Prince Charles at the helm.</w:t>
-        <w:br/>
-        <w:t>The people of this gleaming capitalist enclave have had 13 years to prepare: 13 years to fret, finagle foreign passports, shift money offshore, move offices to Singapore, run for cover.</w:t>
-        <w:br/>
-        <w:t>They also have had 13 years to accept the inevitable: Hong Kong is going back to its rightful owner. China was forced to cede Hong Kong Island to Britain in 1841 after its defeat in the Opium War. Britain fought to open Chinese ports for its drug traders - a chapter in the empire's history that even the most loyal subject would consider shameful today.</w:t>
-        <w:br/>
-        <w:t>Britain leased additional land on the peninsula across from Hong Kong Island in 1898. It is that 99-year lease with China that expires this year.</w:t>
-        <w:br/>
-        <w:t>Over the last two decades, Hong Kong and China have reunited economically. Beginning in 1978, with the launch of Deng Xiaoping's economic reforms that allowed foreign investment to come to China, Hong Kong has been in the catbird seat.</w:t>
-        <w:br/>
-        <w:t>Hong Kong investors have poured billions of dollars into south China, jump-starting the stagnant economy by building factories and transferring manufacturing know-how.</w:t>
-        <w:br/>
-        <w:t>Hong Kong has provided the brains, while the Pearl River Delta in Guangdong province has supplied the brawn to turn the region into a major exporter of toys, clothing, electronics, plastics, textiles and shoes for the world. Companies run by men such as Sze and Tang now have large investments and workforces in China.</w:t>
-        <w:br/>
-        <w:t>When it comes to making money, Hong Kong people can reach a meeting of minds with their comrades across the border. The workaday worlds on both sides of the border now rely on each other for success.</w:t>
-        <w:br/>
-        <w:t>But will societies with different traditions, histories and needs fit together as nicely?</w:t>
-        <w:br/>
-        <w:t>Meshing the free spirit of Hong Kong with the rigid ways of China is bound to cause problems.</w:t>
-        <w:br/>
-        <w:t>The media in Hong Kong, often shrill and feisty, are worried about the future of free speech. Religious groups, meanwhile, wonder if they could face pressure. China already has sent subtle warnings to Catholic groups that their first allegiance should be to China - not the Vatican.</w:t>
-        <w:br/>
-        <w:t>The elected government of Hong Kong is getting a rude look at the future: The sitting Legislative Council (Legco), which became the first fully elected body in 1995, will be replaced by a "provisional" legislature, handpicked by a committee of 400 pro-China citizens of Hong Kong. That body will stay in office until elections planned for 1998.</w:t>
-        <w:br/>
-        <w:t>Meanwhile, China's National People's Congress is expected this week to scrap sections of the colony's six-year-old Bill of Rights. It also will void liberal rules governing public gatherings and the freedom of political groups to have outside links. In their place, China will bring back authoritarian colonial laws.</w:t>
-        <w:br/>
-        <w:t>Also this week, as the cruise liner Oriana sails from Hong Kong harbor on Thursday, a British tradition will end. Each year, the English provided official passage out for civil servants assigned to the colony. This year's trip is the last.</w:t>
-        <w:br/>
-        <w:t>The laws being dumped, China says, were passed without its consent. Tung and his advisers concur.</w:t>
-        <w:br/>
-        <w:t>"It's coming to an end, and a new power is emerging," said Emily Lau, an advocate for democracy who was not asked to join the Provisional Legislature. "The things they have proposed are really very disturbing. The rollback on civil liberties and human rights is very terrible."</w:t>
-        <w:br/>
-        <w:t>In the working-class district that she represents, Lau said her constituents are resigned: "Obviously there's a feeling of anger, but they are feeling powerless."</w:t>
-        <w:br/>
-        <w:t>China has promised to let Hong Kong be Hong Kong for the next 50 years - the "one country, two systems" pledge that entrepreneur Sze trusts so much.</w:t>
-        <w:br/>
-        <w:t>But there is no precedent.</w:t>
-        <w:br/>
-        <w:t>"There's no past experiment that we can draw from," said Tang, chairman of the influential Hong Kong Federation of Industries, who was tapped for the Provisional Legislature. "It's up to us to make it happen."</w:t>
-        <w:br/>
-        <w:t>The stakes are high for China. Not only is its international reputation on the line, but so is the possibility of someday reuniting with Taiwan. China sees Taiwan, where Nationalists fled after losing the civil war to Communists in 1949, as a renegade province.</w:t>
-        <w:br/>
-        <w:t>"The Beijing leaders have bigger things in mind," Tang said. "They want to show Taiwan that if Hong Kong works well, they might want to try out 'one country, three systems.' "</w:t>
-        <w:br/>
-        <w:t>Many in Hong Kong are not staying around to see if it all works out. In the last decade, 503,800 people, mostly middle class and educated, have emigrated from Hong Kong. Ninety percent have gone to Canada, the United States or Australia.</w:t>
-        <w:br/>
-        <w:t>Interestingly, many return: One in 10 people who get foreign passports ends up coming back to the territory. Once people leave, they come to realize that Hong Kong is still one of the best places on earth to make money.</w:t>
-        <w:br/>
-        <w:t>For the moment, the brain drain has slowed. More people, in fact, are moving into Hong Kong than leaving. But in a hint of things to come, most new arrivals are poorer cousins from China.</w:t>
-        <w:br/>
-        <w:t>With the coming China era, the man who will lead Hong Kong through this difficult transition is Tung Chee Hwa, scion of a Shanghai shipping tycoon. Tung was selected by the 400-member, pro-China committee to be Hong Kong's first chief executive last December in a three-way race.</w:t>
-        <w:br/>
-        <w:t>Tung has strong support in China. The Communist leaders in Beijing have put their confidence behind a billionaire capitalist whose own family fled the mainland and advancing clutches of Mao Tse-tung's revolutionaries in 1949.</w:t>
-        <w:br/>
-        <w:t>Tung, 60, is a success as a businessman.</w:t>
-        <w:br/>
-        <w:t>As a politician, he seems to be taking his cues from other authoritarian leaders in Asia, such as Singapore's senior statesman, Lee Kuan Yew, himself ethnic Chinese.</w:t>
-        <w:br/>
-        <w:t>Tung has stressed Asian values and the importance of public order at the expense of individual rights. He has publicly asked whether Hong Kong wants to be an indulgent Western society or a place with good public order.</w:t>
-        <w:br/>
-        <w:t>In his address to the people of Hong Kong on Chinese New Year on Feb. 7, Tung said they should not worry so much about politics. The business of Hong Kong, after all, is business. He also attacked popular Democratic Party chairman Martin Lee for "bad-mouthing" Hong Kong.</w:t>
-        <w:br/>
-        <w:t>"Tung's Chinese identity is very strong," said Thomas Chan, head of the China Business Center at the Hong Kong Polytechnic University. "He's like an elder looking after the interests of his people."</w:t>
-        <w:br/>
-        <w:t>Often, he comes across like a British governor.</w:t>
-        <w:br/>
-        <w:t>As a British colony, Hong Kong was never a democracy in the American sense of the word. Britain ruled Hong Kong like a benevolent master. But the people of Hong Kong have had no say in the appointing of the governor and, for most of the last 150 years, little influence in setting policy.</w:t>
-        <w:br/>
-        <w:t>That changed quickly with the 1989 Tiananmen crackdown and massacre of student protesters in Beijing. Fear took hold of the colony, and Britain began to speed up the introduction of democratic reforms. The Legco became a fully elected body in the 1995 election. A Bill of Rights was passed in 1991.</w:t>
-        <w:br/>
-        <w:t>But lost in all the worry about the future is the fact that a remarkable transition is about to take place: Local Chinese citizens are set to take firm control of the lifeblood of Hong Kong, a Special Administrative Region of China.</w:t>
-        <w:br/>
-        <w:t>For all its British veneer, Hong Kong is a city of Chinese refugees. Of the 438,200 foreigners who call Hong Kong home, only 25,500 are British and 34,700 are Americans.</w:t>
-        <w:br/>
-        <w:t>Far more than their British neighbors in the colony, Chinese merchants have turned Hong Kong from a backwater port into a prosperous gateway to China.</w:t>
-        <w:br/>
-        <w:t>Men such as Henry Tang have made their fortunes in Hong Kong and now have political clout as well. If their stewardship runs aground and leads to a massive loss of confidence, it is their millions that could be lost as well.</w:t>
-        <w:br/>
-        <w:t>Tang, whose own grandfather, a Shanghai textile magnate, was persecuted as "a capitalist roader" by Communists during the Cultural Revolution, said he trusts China's leaders. And he has no doubts that Chief Executive Tung will fight to make sure that they leave Hong Kong to its own devices.</w:t>
-        <w:br/>
-        <w:t>"Tung believes our way of life should continue," Tang said. "And he'll do his damnedest to keep it that way."</w:t>
-        <w:br/>
-        <w:br/>
-        <w:t>Notes</w:t>
-        <w:br/>
-        <w:br/>
-        <w:t>Hong Kong Countdown</w:t>
-        <w:br/>
-        <w:t>One in an occasional series on the transfer of a British colony.</w:t>
-        <w:br/>
-        <w:br/>
-        <w:t>Graphic</w:t>
-        <w:br/>
-        <w:br/>
-        <w:t xml:space="preserve"> </w:t>
-        <w:br/>
-        <w:t>MAP AND CHART</w:t>
+        <w:t xml:space="preserve"> "Culturally responsive solutions are not prepackaged," Villegas added. "They need to be worked out in different settings."</w:t>
       </w:r>
     </w:p>
     <w:sectPr>

--- a/example_articles/states/North Carolina/5.states_North Carolina_Other_publisher.docx
+++ b/example_articles/states/North Carolina/5.states_North Carolina_Other_publisher.docx
@@ -7,7 +7,7 @@
         <w:pStyle w:val="Heading1"/>
       </w:pPr>
       <w:r>
-        <w:t>St. Paul educators are urged to build cultural bridges to minority students</w:t>
+        <w:t>Two Americas? Yes. But look what divides them</w:t>
       </w:r>
     </w:p>
     <w:p>
@@ -17,12 +17,12 @@
     </w:p>
     <w:p>
       <w:r>
-        <w:t>Date: 1992-08-20</w:t>
+        <w:t>Date: 2004-07-28</w:t>
       </w:r>
     </w:p>
     <w:p>
       <w:r>
-        <w:t>Section: News; Pg. 5B</w:t>
+        <w:t>Section: NEWS;; DEBATE</w:t>
       </w:r>
     </w:p>
     <w:p>
@@ -32,7 +32,7 @@
     </w:p>
     <w:p>
       <w:r>
-        <w:t>Raw locations result, 'locations': ['North Carolina']</w:t>
+        <w:t>Raw locations result, 'locations': ['North Carolina', 'Midwest', 'South']</w:t>
       </w:r>
     </w:p>
     <w:p>
@@ -49,25 +49,45 @@
     </w:p>
     <w:p>
       <w:r>
-        <w:t>If the St. Paul schools are to educate their growing minority student population, teachers and administrators must find their methods in the homes and communities of their students, a national education researcher told St. Paul school officials Wednesday.</w:t>
+        <w:t>Today's debate: The Democratic convention</w:t>
         <w:br/>
-        <w:t xml:space="preserve"> "Schools can make a difference, but only if they bridge the cultural gap that exists for many of our students," Ana Maria Villegas told administrators during a conference on culturally responsive teaching. "Cultural differences must be recognized. The classroom has a culture, and every student has a home and a community culture. If these two cultures are in conflict, the pupil will have a difficult time learning."</w:t>
+        <w:t>Our view: Democrats pin blame on Bush, but real villain is education disparity.</w:t>
         <w:br/>
-        <w:t>Villegas is a research scientist with the Educational Testing Service and author of "Culturally Responsive Teaching," a guide for beginning teachers on working with students from different cultural backgrounds. Over the years she has studied the effect of cultural clashes between home and school on minority children.  In St. Paul, more than 40 percent of the students come from minority groups, but 90 percent of the teachers are white.</w:t>
+        <w:t>When John Edwards accepts the Democratic vice presidential nomination tonight, his speech is likely to sound a bit like a Charles Dickens novel. For the rich, blessed with rising incomes and falling taxes, it is the best of times. For the less fortunate, plagued by stagnant wages and rising costs, it is the worst of times. Call it the "Tale of Two Americas" speech Edwards has delivered so effectively on the campaign trail this year.</w:t>
         <w:br/>
-        <w:t xml:space="preserve"> Villegas offered examples of how cultural differences can play out:</w:t>
+        <w:t>Though Republicans accuse Edwards of stirring up class warfare, he is largely right. These are tough times for people whose wages come by the hour. Over the past year through June, their pay fell 1.1%, after inflation, according to the Labor Department. By contrast, average salaries on Wall Street rose 16% last year, one private survey shows. A Stanford University economic study found the richest 10% in the USA receive 44% of all income, up from a third in 1980.</w:t>
         <w:br/>
-        <w:t xml:space="preserve"> A teacher wanted to know why children from the Warm Springs Indian Reservation in Oregon never seemed to participate in classroom discussions. So she visited their home communities and discovered that children were used to working on their own and with siblings after silently watching adults. And the children only tried to show their new skills when they were sure they'd mastered them. In a classroom where the teacher was in control, the kids didn't want to speak out. In smaller groups, they worked well.</w:t>
+        <w:t>While he has targeted a worrisome problem, Edwards shoots at the wrong villain.</w:t>
         <w:br/>
-        <w:t xml:space="preserve"> In the Piedmont region of the Carolinas, children from Trackton, a black working-class community, struggled with questions asked in class. A researcher found that in Trackton, adults didn't carry on conversations with their kids and usually only asked questions to discover unknown information. But in the classroom, teachers asked questions such as: "What color is a fire truck?" The children wouldn't answer, because the teacher already knew the answer.</w:t>
+        <w:t>He heaps much of the blame for a growing divide between the two Americas on President Bush's policies. True, Bush's tax cuts disproportionately benefited the rich and blew a hole in the federal deficit. But the cause of the gap between the haves and have-nots is more fundamental: an education system that fails to prepare all Americans for a global economy demanding ever-greater job skills. It's a decades-old bipartisan failing.</w:t>
         <w:br/>
-        <w:t xml:space="preserve"> The solution, Villegas said, is not to duplicate the cultural conditions of the home, but rather for teachers and students to find common ground.</w:t>
+        <w:t>Edwards downplays that fact because holding Bush responsible for two Americas makes for better political fodder. Edwards has proved appealing to socially conservative blue-collar workers -- so-called Reagan Democrats -- leaning toward Bush. That's why John Kerry's campaign plans to use the North Carolina senator to woo working class parts of the Midwest and South.</w:t>
         <w:br/>
-        <w:t xml:space="preserve"> In St. Paul, where students come from a diverse spectrum of cultural groups, she said, teachers and administrators must find their own way to bridge cultural gaps.</w:t>
+        <w:t>But Bush can't be blamed for:</w:t>
         <w:br/>
-        <w:t xml:space="preserve"> "In the classroom, we need to do two things," said Joann Knuth, principal of St. Paul Highland Park High School. "First of all, we need to let go . . . allowing for all people in that classroom to develop a sense of control. And, along with that, must be a sense of trust."</w:t>
+        <w:t xml:space="preserve"> * A wider wage gap. In the past 20 years, the median income of someone with only a high school degree has risen just 16% in inflation-adjusted dollars, compared with 45% for those with a post-college degree.</w:t>
         <w:br/>
-        <w:t xml:space="preserve"> "Culturally responsive solutions are not prepackaged," Villegas added. "They need to be worked out in different settings."</w:t>
+        <w:t xml:space="preserve"> * Dimmer job prospects. The average new high school graduate will make $900,000 less than a college graduate over his or her career: $1.2 million vs. $2.1 million, according to the Census Bureau. The disparity is even greater for those with less than a high school diploma.</w:t>
+        <w:br/>
+        <w:t>Federal Reserve Chairman Alan Greenspan says that without major education reforms, the wage gap will continue to balloon. That's because the country has too few jobs for all of its unskilled workers, while demand for highly educated workers is high.</w:t>
+        <w:br/>
+        <w:t>Bush has tackled the problem through his No Child Left Behind Act, which aims to hold schools accountable for improving education standards for all students.</w:t>
+        <w:br/>
+        <w:t>Kerry, for his part, has a strong education agenda that includes tax credits to make college more affordable and increased funding to schools to comply with Bush's federal law.</w:t>
+        <w:br/>
+        <w:t>So far, that positive program has been largely eclipsed by Democratic attacks on Bush's economic policies.</w:t>
+        <w:br/>
+        <w:t>Only the politically naive would expect Edwards to declare tonight that both candidates for president are focusing on the real cause creating two Americas.</w:t>
+        <w:br/>
+        <w:t>But trumpeting the importance of putting education reform at the top of the list of domestic priorities could help bring those divided Americas closer together.</w:t>
+        <w:br/>
+        <w:br/>
+        <w:t>Graphic</w:t>
+        <w:br/>
+        <w:br/>
+        <w:t xml:space="preserve"> </w:t>
+        <w:br/>
+        <w:t>GRAPHIC, B/W, Marcy E. Mullins, USA TODAY, Source: U.S. Census Bureau (BAR GRAPH)</w:t>
       </w:r>
     </w:p>
     <w:sectPr>
